--- a/entregables/05_revistas_candidatas.docx
+++ b/entregables/05_revistas_candidatas.docx
@@ -32,7 +32,7 @@
         <w:t xml:space="preserve"> </w:t>
       </w:r>
       <w:r>
-        <w:t xml:space="preserve">de Raúl Botelho Gosálvez». Versión final, 11 de octubre de 2026.</w:t>
+        <w:t xml:space="preserve">de Raúl Botelho Gosálvez». Versión final, 11 de octubre de 2026. Las cifras de extensión se pusieron al día el 18 de octubre, cuando entraron cinco imágenes de dominio público.</w:t>
       </w:r>
     </w:p>
     <w:p>
@@ -97,7 +97,7 @@
         <w:t xml:space="preserve"> </w:t>
       </w:r>
       <w:r>
-        <w:t xml:space="preserve">(Universidad de Concepción, Chile). Es la única revista localizada cuyo ámbito junta arquitectura, estudios literarios y artes visuales, y pide expresamente imágenes y dibujos «de valor documental y artístico». Recibe todo el año. Su tope de 8.500 palabras, con resumen y referencias, obliga a quitar unas 1.800 palabras, sobre todo de los pies de figura.</w:t>
+        <w:t xml:space="preserve">(Universidad de Concepción, Chile). Es la única revista localizada cuyo ámbito junta arquitectura, estudios literarios y artes visuales, y pide expresamente imágenes y dibujos «de valor documental y artístico». Recibe todo el año. Su tope de 8.500 palabras, con resumen y referencias, obliga a quitar unas 2.450 palabras, sobre todo de los pies de figura.</w:t>
       </w:r>
     </w:p>
     <w:p>
@@ -176,7 +176,7 @@
         <w:t xml:space="preserve">Revista de Crítica Literaria Latinoamericana</w:t>
       </w:r>
       <w:r>
-        <w:t xml:space="preserve">, que fundó Antonio Cornejo Polar, de cuya crítica parte el artículo. Puede pasar al primer lugar si confirma que admite ocho figuras y que la miscelánea del n.º 105 sigue abierta;</w:t>
+        <w:t xml:space="preserve">, que fundó Antonio Cornejo Polar, de cuya crítica parte el artículo. Puede pasar al primer lugar si confirma que admite ocho figuras y cinco imágenes y que la miscelánea del n.º 105 sigue abierta;</w:t>
       </w:r>
     </w:p>
     <w:p>
@@ -340,9 +340,9 @@
       </w:tblPr>
       <w:tblGrid>
         <w:gridCol w:w="680"/>
-        <w:gridCol w:w="2375"/>
+        <w:gridCol w:w="2361"/>
         <w:gridCol w:w="1655"/>
-        <w:gridCol w:w="3158"/>
+        <w:gridCol w:w="3172"/>
         <w:gridCol w:w="1536"/>
       </w:tblGrid>
       <w:tr>
@@ -371,7 +371,7 @@
         </w:tc>
         <w:tc>
           <w:tcPr>
-            <w:tcW w:type="dxa" w:w="2375"/>
+            <w:tcW w:type="dxa" w:w="2361"/>
             <w:shd w:val="clear" w:color="auto" w:fill="EDEDED"/>
           </w:tcPr>
           <w:p>
@@ -409,7 +409,7 @@
         </w:tc>
         <w:tc>
           <w:tcPr>
-            <w:tcW w:type="dxa" w:w="3158"/>
+            <w:tcW w:type="dxa" w:w="3172"/>
             <w:shd w:val="clear" w:color="auto" w:fill="EDEDED"/>
           </w:tcPr>
           <w:p>
@@ -469,7 +469,7 @@
         </w:tc>
         <w:tc>
           <w:tcPr>
-            <w:tcW w:type="dxa" w:w="2375"/>
+            <w:tcW w:type="dxa" w:w="2361"/>
           </w:tcPr>
           <w:p>
             <w:pPr>
@@ -519,18 +519,18 @@
         </w:tc>
         <w:tc>
           <w:tcPr>
-            <w:tcW w:type="dxa" w:w="3158"/>
-          </w:tcPr>
-          <w:p>
-            <w:pPr>
-              <w:pStyle w:val="Compact"/>
-              <w:spacing w:line="240" w:lineRule="auto" w:after="20" w:before="20"/>
-            </w:pPr>
-            <w:r>
-              <w:rPr>
-                <w:sz w:val="19"/>
-              </w:rPr>
-              <w:t xml:space="preserve">Hasta 8.500 palabras con referencias, resumen y palabras clave: quitar unas 1.800 (≈17 %). Resumen de hasta 180 palabras, doble espacio, figuras aparte en JPG o TIF, a 300 ppp o más y con 12 cm de ancho como mínimo</w:t>
+            <w:tcW w:type="dxa" w:w="3172"/>
+          </w:tcPr>
+          <w:p>
+            <w:pPr>
+              <w:pStyle w:val="Compact"/>
+              <w:spacing w:line="240" w:lineRule="auto" w:after="20" w:before="20"/>
+            </w:pPr>
+            <w:r>
+              <w:rPr>
+                <w:sz w:val="19"/>
+              </w:rPr>
+              <w:t xml:space="preserve">Hasta 8.500 palabras con referencias, resumen y palabras clave: quitar unas 2.450 (≈22 %). Resumen de hasta 180 palabras, doble espacio, figuras aparte en JPG o TIF, a 300 ppp o más y con 12 cm de ancho como mínimo</w:t>
             </w:r>
           </w:p>
         </w:tc>
@@ -575,7 +575,7 @@
         </w:tc>
         <w:tc>
           <w:tcPr>
-            <w:tcW w:type="dxa" w:w="2375"/>
+            <w:tcW w:type="dxa" w:w="2361"/>
           </w:tcPr>
           <w:p>
             <w:pPr>
@@ -625,7 +625,7 @@
         </w:tc>
         <w:tc>
           <w:tcPr>
-            <w:tcW w:type="dxa" w:w="3158"/>
+            <w:tcW w:type="dxa" w:w="3172"/>
           </w:tcPr>
           <w:p>
             <w:pPr>
@@ -681,7 +681,7 @@
         </w:tc>
         <w:tc>
           <w:tcPr>
-            <w:tcW w:type="dxa" w:w="2375"/>
+            <w:tcW w:type="dxa" w:w="2361"/>
           </w:tcPr>
           <w:p>
             <w:pPr>
@@ -731,18 +731,18 @@
         </w:tc>
         <w:tc>
           <w:tcPr>
-            <w:tcW w:type="dxa" w:w="3158"/>
-          </w:tcPr>
-          <w:p>
-            <w:pPr>
-              <w:pStyle w:val="Compact"/>
-              <w:spacing w:line="240" w:lineRule="auto" w:after="20" w:before="20"/>
-            </w:pPr>
-            <w:r>
-              <w:rPr>
-                <w:sz w:val="19"/>
-              </w:rPr>
-              <w:t xml:space="preserve">Hasta 9.000 palabras «incluyendo gráficos, tablas, ilustraciones»: quitar unas 1.300 (≈12 %), más si cuentan las figuras. APA 7, interlineado 1,5</w:t>
+            <w:tcW w:type="dxa" w:w="3172"/>
+          </w:tcPr>
+          <w:p>
+            <w:pPr>
+              <w:pStyle w:val="Compact"/>
+              <w:spacing w:line="240" w:lineRule="auto" w:after="20" w:before="20"/>
+            </w:pPr>
+            <w:r>
+              <w:rPr>
+                <w:sz w:val="19"/>
+              </w:rPr>
+              <w:t xml:space="preserve">Hasta 9.000 palabras «incluyendo gráficos, tablas, ilustraciones»: quitar unas 1.950 (≈18 %), más si cuentan las figuras. APA 7, interlineado 1,5</w:t>
             </w:r>
           </w:p>
         </w:tc>
@@ -787,7 +787,7 @@
         </w:tc>
         <w:tc>
           <w:tcPr>
-            <w:tcW w:type="dxa" w:w="2375"/>
+            <w:tcW w:type="dxa" w:w="2361"/>
           </w:tcPr>
           <w:p>
             <w:pPr>
@@ -837,18 +837,18 @@
         </w:tc>
         <w:tc>
           <w:tcPr>
-            <w:tcW w:type="dxa" w:w="3158"/>
-          </w:tcPr>
-          <w:p>
-            <w:pPr>
-              <w:pStyle w:val="Compact"/>
-              <w:spacing w:line="240" w:lineRule="auto" w:after="20" w:before="20"/>
-            </w:pPr>
-            <w:r>
-              <w:rPr>
-                <w:sz w:val="19"/>
-              </w:rPr>
-              <w:t xml:space="preserve">Recomienda 25 páginas a doble espacio (unas 6.000 a 7.000 palabras): cerca de un tercio menos, o consultar a la editora. MLA, figuras dentro del texto</w:t>
+            <w:tcW w:type="dxa" w:w="3172"/>
+          </w:tcPr>
+          <w:p>
+            <w:pPr>
+              <w:pStyle w:val="Compact"/>
+              <w:spacing w:line="240" w:lineRule="auto" w:after="20" w:before="20"/>
+            </w:pPr>
+            <w:r>
+              <w:rPr>
+                <w:sz w:val="19"/>
+              </w:rPr>
+              <w:t xml:space="preserve">Recomienda 25 páginas a doble espacio (unas 6.000 a 7.000 palabras): cerca de un 40 % menos, o consultar a la editora. MLA, figuras dentro del texto</w:t>
             </w:r>
           </w:p>
         </w:tc>
@@ -893,7 +893,7 @@
         </w:tc>
         <w:tc>
           <w:tcPr>
-            <w:tcW w:type="dxa" w:w="2375"/>
+            <w:tcW w:type="dxa" w:w="2361"/>
           </w:tcPr>
           <w:p>
             <w:pPr>
@@ -943,18 +943,18 @@
         </w:tc>
         <w:tc>
           <w:tcPr>
-            <w:tcW w:type="dxa" w:w="3158"/>
-          </w:tcPr>
-          <w:p>
-            <w:pPr>
-              <w:pStyle w:val="Compact"/>
-              <w:spacing w:line="240" w:lineRule="auto" w:after="20" w:before="20"/>
-            </w:pPr>
-            <w:r>
-              <w:rPr>
-                <w:sz w:val="19"/>
-              </w:rPr>
-              <w:t xml:space="preserve">Hasta 9.500 palabras con notas y bibliografía: quitar unas 800 (≈8 %). Nota biobibliográfica de 100 a 150 palabras</w:t>
+            <w:tcW w:type="dxa" w:w="3172"/>
+          </w:tcPr>
+          <w:p>
+            <w:pPr>
+              <w:pStyle w:val="Compact"/>
+              <w:spacing w:line="240" w:lineRule="auto" w:after="20" w:before="20"/>
+            </w:pPr>
+            <w:r>
+              <w:rPr>
+                <w:sz w:val="19"/>
+              </w:rPr>
+              <w:t xml:space="preserve">Hasta 9.500 palabras con notas y bibliografía: quitar unas 1.450 (≈13 %). Nota biobibliográfica de 100 a 150 palabras</w:t>
             </w:r>
           </w:p>
         </w:tc>
@@ -999,7 +999,7 @@
         </w:tc>
         <w:tc>
           <w:tcPr>
-            <w:tcW w:type="dxa" w:w="2375"/>
+            <w:tcW w:type="dxa" w:w="2361"/>
           </w:tcPr>
           <w:p>
             <w:pPr>
@@ -1049,18 +1049,18 @@
         </w:tc>
         <w:tc>
           <w:tcPr>
-            <w:tcW w:type="dxa" w:w="3158"/>
-          </w:tcPr>
-          <w:p>
-            <w:pPr>
-              <w:pStyle w:val="Compact"/>
-              <w:spacing w:line="240" w:lineRule="auto" w:after="20" w:before="20"/>
-            </w:pPr>
-            <w:r>
-              <w:rPr>
-                <w:sz w:val="19"/>
-              </w:rPr>
-              <w:t xml:space="preserve">Hasta 9.000 palabras con notas, bibliografía, gráficos y tablas: quitar unas 1.300 (≈12 %). MLA; resúmenes de hasta 150 palabras; envío anónimo a efil@uach.cl</w:t>
+            <w:tcW w:type="dxa" w:w="3172"/>
+          </w:tcPr>
+          <w:p>
+            <w:pPr>
+              <w:pStyle w:val="Compact"/>
+              <w:spacing w:line="240" w:lineRule="auto" w:after="20" w:before="20"/>
+            </w:pPr>
+            <w:r>
+              <w:rPr>
+                <w:sz w:val="19"/>
+              </w:rPr>
+              <w:t xml:space="preserve">Hasta 9.000 palabras con notas, bibliografía, gráficos y tablas: quitar unas 1.950 (≈18 %). MLA; resúmenes de hasta 150 palabras; envío anónimo a efil@uach.cl</w:t>
             </w:r>
           </w:p>
         </w:tc>
@@ -1105,7 +1105,7 @@
         </w:tc>
         <w:tc>
           <w:tcPr>
-            <w:tcW w:type="dxa" w:w="2375"/>
+            <w:tcW w:type="dxa" w:w="2361"/>
           </w:tcPr>
           <w:p>
             <w:pPr>
@@ -1155,18 +1155,18 @@
         </w:tc>
         <w:tc>
           <w:tcPr>
-            <w:tcW w:type="dxa" w:w="3158"/>
-          </w:tcPr>
-          <w:p>
-            <w:pPr>
-              <w:pStyle w:val="Compact"/>
-              <w:spacing w:line="240" w:lineRule="auto" w:after="20" w:before="20"/>
-            </w:pPr>
-            <w:r>
-              <w:rPr>
-                <w:sz w:val="19"/>
-              </w:rPr>
-              <w:t xml:space="preserve">De 12 a 20 páginas a interlineado 1,5 con bibliografía: el Word tiene 29, así que hay que quitar cerca de un 30 % o dejar 3 o 4 figuras. APA</w:t>
+            <w:tcW w:type="dxa" w:w="3172"/>
+          </w:tcPr>
+          <w:p>
+            <w:pPr>
+              <w:pStyle w:val="Compact"/>
+              <w:spacing w:line="240" w:lineRule="auto" w:after="20" w:before="20"/>
+            </w:pPr>
+            <w:r>
+              <w:rPr>
+                <w:sz w:val="19"/>
+              </w:rPr>
+              <w:t xml:space="preserve">De 12 a 20 páginas a interlineado 1,5 con bibliografía: el Word tiene 33, así que hay que quitar cerca de un 40 % o dejar 3 o 4 figuras y ninguna imagen. APA</w:t>
             </w:r>
           </w:p>
         </w:tc>
@@ -1211,7 +1211,7 @@
         </w:tc>
         <w:tc>
           <w:tcPr>
-            <w:tcW w:type="dxa" w:w="2375"/>
+            <w:tcW w:type="dxa" w:w="2361"/>
           </w:tcPr>
           <w:p>
             <w:pPr>
@@ -1261,7 +1261,7 @@
         </w:tc>
         <w:tc>
           <w:tcPr>
-            <w:tcW w:type="dxa" w:w="3158"/>
+            <w:tcW w:type="dxa" w:w="3172"/>
           </w:tcPr>
           <w:p>
             <w:pPr>
@@ -1317,7 +1317,7 @@
         </w:tc>
         <w:tc>
           <w:tcPr>
-            <w:tcW w:type="dxa" w:w="2375"/>
+            <w:tcW w:type="dxa" w:w="2361"/>
           </w:tcPr>
           <w:p>
             <w:pPr>
@@ -1367,18 +1367,18 @@
         </w:tc>
         <w:tc>
           <w:tcPr>
-            <w:tcW w:type="dxa" w:w="3158"/>
-          </w:tcPr>
-          <w:p>
-            <w:pPr>
-              <w:pStyle w:val="Compact"/>
-              <w:spacing w:line="240" w:lineRule="auto" w:after="20" w:before="20"/>
-            </w:pPr>
-            <w:r>
-              <w:rPr>
-                <w:sz w:val="19"/>
-              </w:rPr>
-              <w:t xml:space="preserve">De 4.000 a 6.000 palabras sin bibliografía: el texto corrido ya se pasa en unas 1.200 palabras; si cuentan los pies y las notas, hay que quitar unas 3.300</w:t>
+            <w:tcW w:type="dxa" w:w="3172"/>
+          </w:tcPr>
+          <w:p>
+            <w:pPr>
+              <w:pStyle w:val="Compact"/>
+              <w:spacing w:line="240" w:lineRule="auto" w:after="20" w:before="20"/>
+            </w:pPr>
+            <w:r>
+              <w:rPr>
+                <w:sz w:val="19"/>
+              </w:rPr>
+              <w:t xml:space="preserve">De 4.000 a 6.000 palabras sin bibliografía: el texto corrido ya se pasa en unas 1.600 palabras; si cuentan los pies y las notas, hay que quitar unas 3.900</w:t>
             </w:r>
           </w:p>
         </w:tc>
@@ -1423,7 +1423,7 @@
         </w:tc>
         <w:tc>
           <w:tcPr>
-            <w:tcW w:type="dxa" w:w="2375"/>
+            <w:tcW w:type="dxa" w:w="2361"/>
           </w:tcPr>
           <w:p>
             <w:pPr>
@@ -1473,7 +1473,7 @@
         </w:tc>
         <w:tc>
           <w:tcPr>
-            <w:tcW w:type="dxa" w:w="3158"/>
+            <w:tcW w:type="dxa" w:w="3172"/>
           </w:tcPr>
           <w:p>
             <w:pPr>
@@ -1930,7 +1930,7 @@
         <w:pStyle w:val="FirstParagraph"/>
       </w:pPr>
       <w:r>
-        <w:t xml:space="preserve">El texto final tiene 10.286 palabras y 61.705 caracteres con bibliografía y notas. Las cifras de esta sección son estimaciones a partir de esos totales; hay que medirlas en el Word real.</w:t>
+        <w:t xml:space="preserve">El texto final tiene 10.946 palabras y 65.722 caracteres con bibliografía y notas. Las cifras de esta sección son estimaciones a partir de esos totales; hay que medirlas en el Word real.</w:t>
       </w:r>
     </w:p>
     <w:tbl>
@@ -1955,8 +1955,8 @@
         <w:tblLook w:firstRow="1" w:lastRow="0" w:firstColumn="0" w:lastColumn="0" w:noHBand="0" w:noVBand="0" w:val="0020"/>
       </w:tblPr>
       <w:tblGrid>
-        <w:gridCol w:w="2154"/>
-        <w:gridCol w:w="7251"/>
+        <w:gridCol w:w="2099"/>
+        <w:gridCol w:w="7306"/>
       </w:tblGrid>
       <w:tr>
         <w:trPr>
@@ -1965,7 +1965,7 @@
         </w:trPr>
         <w:tc>
           <w:tcPr>
-            <w:tcW w:type="dxa" w:w="2154"/>
+            <w:tcW w:type="dxa" w:w="2099"/>
             <w:shd w:val="clear" w:color="auto" w:fill="EDEDED"/>
           </w:tcPr>
           <w:p>
@@ -1984,7 +1984,7 @@
         </w:tc>
         <w:tc>
           <w:tcPr>
-            <w:tcW w:type="dxa" w:w="7251"/>
+            <w:tcW w:type="dxa" w:w="7306"/>
             <w:shd w:val="clear" w:color="auto" w:fill="EDEDED"/>
           </w:tcPr>
           <w:p>
@@ -2008,7 +2008,7 @@
         </w:trPr>
         <w:tc>
           <w:tcPr>
-            <w:tcW w:type="dxa" w:w="2154"/>
+            <w:tcW w:type="dxa" w:w="2099"/>
           </w:tcPr>
           <w:p>
             <w:pPr>
@@ -2027,7 +2027,7 @@
         </w:tc>
         <w:tc>
           <w:tcPr>
-            <w:tcW w:type="dxa" w:w="7251"/>
+            <w:tcW w:type="dxa" w:w="7306"/>
           </w:tcPr>
           <w:p>
             <w:pPr>
@@ -2104,7 +2104,7 @@
               <w:rPr>
                 <w:sz w:val="19"/>
               </w:rPr>
-              <w:t xml:space="preserve">del CSIC (11.000),</w:t>
+              <w:t xml:space="preserve">del CSIC (11.000, por muy poco),</w:t>
             </w:r>
             <w:r>
               <w:rPr>
@@ -2265,7 +2265,7 @@
         </w:trPr>
         <w:tc>
           <w:tcPr>
-            <w:tcW w:type="dxa" w:w="2154"/>
+            <w:tcW w:type="dxa" w:w="2099"/>
           </w:tcPr>
           <w:p>
             <w:pPr>
@@ -2284,7 +2284,7 @@
         </w:tc>
         <w:tc>
           <w:tcPr>
-            <w:tcW w:type="dxa" w:w="7251"/>
+            <w:tcW w:type="dxa" w:w="7306"/>
           </w:tcPr>
           <w:p>
             <w:pPr>
@@ -2297,7 +2297,7 @@
                 <w:iCs/>
                 <w:sz w:val="19"/>
               </w:rPr>
-              <w:t xml:space="preserve">Kipus</w:t>
+              <w:t xml:space="preserve">Chasqui</w:t>
             </w:r>
             <w:r>
               <w:rPr>
@@ -2309,7 +2309,7 @@
               <w:rPr>
                 <w:sz w:val="19"/>
               </w:rPr>
-              <w:t xml:space="preserve">(unas 800 palabras),</w:t>
+              <w:t xml:space="preserve">y la</w:t>
             </w:r>
             <w:r>
               <w:rPr>
@@ -2323,7 +2323,7 @@
                 <w:iCs/>
                 <w:sz w:val="19"/>
               </w:rPr>
-              <w:t xml:space="preserve">Chasqui</w:t>
+              <w:t xml:space="preserve">Latin American Literary Review</w:t>
             </w:r>
             <w:r>
               <w:rPr>
@@ -2335,33 +2335,7 @@
               <w:rPr>
                 <w:sz w:val="19"/>
               </w:rPr>
-              <w:t xml:space="preserve">y la</w:t>
-            </w:r>
-            <w:r>
-              <w:rPr>
-                <w:sz w:val="19"/>
-              </w:rPr>
-              <w:t xml:space="preserve"> </w:t>
-            </w:r>
-            <w:r>
-              <w:rPr>
-                <w:i/>
-                <w:iCs/>
-                <w:sz w:val="19"/>
-              </w:rPr>
-              <w:t xml:space="preserve">Latin American Literary Review</w:t>
-            </w:r>
-            <w:r>
-              <w:rPr>
-                <w:sz w:val="19"/>
-              </w:rPr>
-              <w:t xml:space="preserve"> </w:t>
-            </w:r>
-            <w:r>
-              <w:rPr>
-                <w:sz w:val="19"/>
-              </w:rPr>
-              <w:t xml:space="preserve">(10.000)</w:t>
+              <w:t xml:space="preserve">(10.000: unas 950 palabras)</w:t>
             </w:r>
           </w:p>
         </w:tc>
@@ -2372,7 +2346,7 @@
         </w:trPr>
         <w:tc>
           <w:tcPr>
-            <w:tcW w:type="dxa" w:w="2154"/>
+            <w:tcW w:type="dxa" w:w="2099"/>
           </w:tcPr>
           <w:p>
             <w:pPr>
@@ -2391,7 +2365,7 @@
         </w:tc>
         <w:tc>
           <w:tcPr>
-            <w:tcW w:type="dxa" w:w="7251"/>
+            <w:tcW w:type="dxa" w:w="7306"/>
           </w:tcPr>
           <w:p>
             <w:pPr>
@@ -2404,7 +2378,7 @@
                 <w:iCs/>
                 <w:sz w:val="19"/>
               </w:rPr>
-              <w:t xml:space="preserve">Literatura y Lingüística</w:t>
+              <w:t xml:space="preserve">Kipus</w:t>
             </w:r>
             <w:r>
               <w:rPr>
@@ -2416,7 +2390,7 @@
               <w:rPr>
                 <w:sz w:val="19"/>
               </w:rPr>
-              <w:t xml:space="preserve">y</w:t>
+              <w:t xml:space="preserve">(unas 1.450 palabras),</w:t>
             </w:r>
             <w:r>
               <w:rPr>
@@ -2430,7 +2404,7 @@
                 <w:iCs/>
                 <w:sz w:val="19"/>
               </w:rPr>
-              <w:t xml:space="preserve">Estudios Filológicos</w:t>
+              <w:t xml:space="preserve">Literatura y Lingüística</w:t>
             </w:r>
             <w:r>
               <w:rPr>
@@ -2442,7 +2416,7 @@
               <w:rPr>
                 <w:sz w:val="19"/>
               </w:rPr>
-              <w:t xml:space="preserve">(unas 1.300 palabras),</w:t>
+              <w:t xml:space="preserve">y</w:t>
             </w:r>
             <w:r>
               <w:rPr>
@@ -2456,6 +2430,32 @@
                 <w:iCs/>
                 <w:sz w:val="19"/>
               </w:rPr>
+              <w:t xml:space="preserve">Estudios Filológicos</w:t>
+            </w:r>
+            <w:r>
+              <w:rPr>
+                <w:sz w:val="19"/>
+              </w:rPr>
+              <w:t xml:space="preserve"> </w:t>
+            </w:r>
+            <w:r>
+              <w:rPr>
+                <w:sz w:val="19"/>
+              </w:rPr>
+              <w:t xml:space="preserve">(unas 1.950),</w:t>
+            </w:r>
+            <w:r>
+              <w:rPr>
+                <w:sz w:val="19"/>
+              </w:rPr>
+              <w:t xml:space="preserve"> </w:t>
+            </w:r>
+            <w:r>
+              <w:rPr>
+                <w:i/>
+                <w:iCs/>
+                <w:sz w:val="19"/>
+              </w:rPr>
               <w:t xml:space="preserve">Atenea</w:t>
             </w:r>
             <w:r>
@@ -2468,7 +2468,7 @@
               <w:rPr>
                 <w:sz w:val="19"/>
               </w:rPr>
-              <w:t xml:space="preserve">(unas 1.800)</w:t>
+              <w:t xml:space="preserve">(unas 2.450)</w:t>
             </w:r>
           </w:p>
         </w:tc>
@@ -2479,7 +2479,7 @@
         </w:trPr>
         <w:tc>
           <w:tcPr>
-            <w:tcW w:type="dxa" w:w="2154"/>
+            <w:tcW w:type="dxa" w:w="2099"/>
           </w:tcPr>
           <w:p>
             <w:pPr>
@@ -2498,7 +2498,7 @@
         </w:tc>
         <w:tc>
           <w:tcPr>
-            <w:tcW w:type="dxa" w:w="7251"/>
+            <w:tcW w:type="dxa" w:w="7306"/>
           </w:tcPr>
           <w:p>
             <w:pPr>
@@ -2582,7 +2582,7 @@
         </w:trPr>
         <w:tc>
           <w:tcPr>
-            <w:tcW w:type="dxa" w:w="2154"/>
+            <w:tcW w:type="dxa" w:w="2099"/>
           </w:tcPr>
           <w:p>
             <w:pPr>
@@ -2601,7 +2601,7 @@
         </w:tc>
         <w:tc>
           <w:tcPr>
-            <w:tcW w:type="dxa" w:w="7251"/>
+            <w:tcW w:type="dxa" w:w="7306"/>
           </w:tcPr>
           <w:p>
             <w:pPr>
@@ -2687,7 +2687,7 @@
         <w:t xml:space="preserve"> </w:t>
       </w:r>
       <w:r>
-        <w:t xml:space="preserve">La palanca principal son los pies de figura analíticos y el Cuadro 1, unas 1.850 palabras: casi una quinta parte del texto. Se pueden acortar o pasar parte de su análisis al texto sin tocar el argumento. Después vienen los cruces más alejados de la novela y los pasajes de trama que no llevan cita.</w:t>
+        <w:t xml:space="preserve">La palanca principal son los pies de figura analíticos y el Cuadro 1, unas 1.850 palabras: casi una quinta parte del texto. Se pueden acortar o pasar parte de su análisis al texto sin tocar el argumento. Las cinco imágenes, con sus frases, sus pies y la nota, suman unas 680 palabras: se pueden quitar enteras o dejar las que más pesen. Después vienen los cruces más alejados de la novela y los pasajes de trama que no llevan cita.</w:t>
       </w:r>
     </w:p>
     <w:bookmarkEnd w:id="12"/>
@@ -2928,7 +2928,7 @@
         <w:t xml:space="preserve">Literatura y Lingüística</w:t>
       </w:r>
       <w:r>
-        <w:t xml:space="preserve">, en cambio, las cuentan dentro del límite. Las figuras son obra propia, así que no hace falta pedir permisos a terceros. Pero hoy están declaradas como «elaboración propia con asistencia de IA»: comprueba que eso sea compatible con la política de la revista.</w:t>
+        <w:t xml:space="preserve">, en cambio, las cuentan dentro del límite. Las figuras son obra propia y las cinco imágenes son de dominio público, así que no hace falta pedir permisos a terceros; las imágenes llevan en su pie la institución que las guarda. Las tres de Guaman Poma necesitan alta resolución (lista de envío, paso 5). Las figuras, además, están declaradas como «elaboración propia con asistencia de IA»: comprueba que eso sea compatible con la política de la revista.</w:t>
       </w:r>
     </w:p>
     <w:bookmarkEnd w:id="13"/>
@@ -3079,7 +3079,7 @@
         <w:t xml:space="preserve"> </w:t>
       </w:r>
       <w:r>
-        <w:t xml:space="preserve">(bsj@mail.pitt.edu): si reciben para 2027 y si aceptan unas 10.300 palabras o prefieren una versión de unas 7.000;</w:t>
+        <w:t xml:space="preserve">(bsj@mail.pitt.edu): si reciben para 2027 y si aceptan unas 10.900 palabras o prefieren una versión de unas 7.000;</w:t>
       </w:r>
     </w:p>
     <w:p>
@@ -3205,7 +3205,7 @@
         </w:numPr>
       </w:pPr>
       <w:r>
-        <w:t xml:space="preserve">las ocho figuras aparte, en JPG o TIF a 300 ppp o más y con 12 cm de ancho como mínimo, con su pie y su fuente;</w:t>
+        <w:t xml:space="preserve">las ocho figuras y las cinco imágenes aparte, en JPG o TIF a 300 ppp o más y con 12 cm de ancho como mínimo, con su pie y su fuente;</w:t>
       </w:r>
     </w:p>
     <w:p>
